--- a/assets/konspekty/common/mechanizmy_ksztaltowania_duchowosci/attach@plansza_mechanizmow_ksztaltowania_duchowosci.docx
+++ b/assets/konspekty/common/mechanizmy_ksztaltowania_duchowosci/attach@plansza_mechanizmow_ksztaltowania_duchowosci.docx
@@ -988,6 +988,7 @@
     <w:p>
       <w:pPr>
         <w:pStyle w:val="BodyText"/>
+        <w:spacing w:before="0" w:after="140"/>
         <w:rPr/>
       </w:pPr>
       <w:r>
@@ -1005,7 +1006,7 @@
     </w:p>
     <w:tbl>
       <w:tblPr>
-        <w:tblW w:w="14570" w:type="dxa"/>
+        <w:tblW w:w="14568" w:type="dxa"/>
         <w:jc w:val="start"/>
         <w:tblInd w:w="-15" w:type="dxa"/>
         <w:tblLayout w:type="fixed"/>
@@ -1017,18 +1018,16 @@
         </w:tblCellMar>
       </w:tblPr>
       <w:tblGrid>
-        <w:gridCol w:w="2914"/>
-        <w:gridCol w:w="2914"/>
-        <w:gridCol w:w="2914"/>
-        <w:gridCol w:w="2914"/>
-        <w:gridCol w:w="2914"/>
+        <w:gridCol w:w="4856"/>
+        <w:gridCol w:w="4856"/>
+        <w:gridCol w:w="4856"/>
       </w:tblGrid>
       <w:tr>
         <w:trPr/>
         <w:tc>
           <w:tcPr>
-            <w:tcW w:w="14570" w:type="dxa"/>
-            <w:gridSpan w:val="5"/>
+            <w:tcW w:w="14568" w:type="dxa"/>
+            <w:gridSpan w:val="3"/>
             <w:tcBorders>
               <w:top w:val="single" w:sz="12" w:space="0" w:color="000000"/>
               <w:start w:val="single" w:sz="12" w:space="0" w:color="000000"/>
@@ -1109,12 +1108,107 @@
         </w:trPr>
         <w:tc>
           <w:tcPr>
-            <w:tcW w:w="2914" w:type="dxa"/>
-            <w:tcBorders>
-              <w:top w:val="single" w:sz="12" w:space="0" w:color="000000"/>
+            <w:tcW w:w="4856" w:type="dxa"/>
+            <w:tcBorders>
               <w:start w:val="single" w:sz="12" w:space="0" w:color="000000"/>
               <w:bottom w:val="single" w:sz="12" w:space="0" w:color="000000"/>
             </w:tcBorders>
+            <w:vAlign w:val="center"/>
+          </w:tcPr>
+          <w:p>
+            <w:pPr>
+              <w:pStyle w:val="TableContents"/>
+              <w:bidi w:val="0"/>
+              <w:jc w:val="center"/>
+              <w:rPr>
+                <w:rFonts w:ascii="Ubuntu" w:hAnsi="Ubuntu"/>
+                <w:lang w:val="pl-PL"/>
+              </w:rPr>
+            </w:pPr>
+            <w:r>
+              <w:rPr>
+                <w:rFonts w:ascii="Ubuntu" w:hAnsi="Ubuntu"/>
+                <w:lang w:val="pl-PL"/>
+              </w:rPr>
+              <w:t xml:space="preserve">Spójność </w:t>
+            </w:r>
+            <w:r>
+              <w:rPr>
+                <w:rFonts w:ascii="Ubuntu" w:hAnsi="Ubuntu"/>
+                <w:lang w:val="pl-PL"/>
+              </w:rPr>
+              <w:t>przekazu</w:t>
+            </w:r>
+          </w:p>
+        </w:tc>
+        <w:tc>
+          <w:tcPr>
+            <w:tcW w:w="4856" w:type="dxa"/>
+            <w:tcBorders>
+              <w:start w:val="single" w:sz="4" w:space="0" w:color="000000"/>
+              <w:bottom w:val="single" w:sz="12" w:space="0" w:color="000000"/>
+            </w:tcBorders>
+            <w:vAlign w:val="center"/>
+          </w:tcPr>
+          <w:p>
+            <w:pPr>
+              <w:pStyle w:val="TableContents"/>
+              <w:bidi w:val="0"/>
+              <w:jc w:val="center"/>
+              <w:rPr>
+                <w:rFonts w:ascii="Ubuntu" w:hAnsi="Ubuntu"/>
+                <w:lang w:val="pl-PL"/>
+              </w:rPr>
+            </w:pPr>
+            <w:r>
+              <w:rPr>
+                <w:rFonts w:ascii="Ubuntu" w:hAnsi="Ubuntu"/>
+                <w:lang w:val="pl-PL"/>
+              </w:rPr>
+              <w:t>Więź</w:t>
+            </w:r>
+          </w:p>
+          <w:p>
+            <w:pPr>
+              <w:pStyle w:val="TableContents"/>
+              <w:bidi w:val="0"/>
+              <w:jc w:val="center"/>
+              <w:rPr>
+                <w:rFonts w:ascii="Ubuntu" w:hAnsi="Ubuntu"/>
+                <w:lang w:val="pl-PL"/>
+              </w:rPr>
+            </w:pPr>
+            <w:r>
+              <w:rPr>
+                <w:rFonts w:ascii="Ubuntu" w:hAnsi="Ubuntu"/>
+                <w:lang w:val="pl-PL"/>
+              </w:rPr>
+              <w:t xml:space="preserve">(wspólnota </w:t>
+            </w:r>
+            <w:r>
+              <w:rPr>
+                <w:rFonts w:ascii="Ubuntu" w:hAnsi="Ubuntu"/>
+                <w:lang w:val="pl-PL"/>
+              </w:rPr>
+              <w:t>i autorytety</w:t>
+            </w:r>
+            <w:r>
+              <w:rPr>
+                <w:rFonts w:ascii="Ubuntu" w:hAnsi="Ubuntu"/>
+                <w:lang w:val="pl-PL"/>
+              </w:rPr>
+              <w:t>)</w:t>
+            </w:r>
+          </w:p>
+        </w:tc>
+        <w:tc>
+          <w:tcPr>
+            <w:tcW w:w="4856" w:type="dxa"/>
+            <w:tcBorders>
+              <w:start w:val="single" w:sz="4" w:space="0" w:color="000000"/>
+              <w:bottom w:val="single" w:sz="12" w:space="0" w:color="000000"/>
+              <w:end w:val="single" w:sz="12" w:space="0" w:color="000000"/>
+            </w:tcBorders>
             <w:shd w:fill="FFFFFF" w:val="clear"/>
             <w:vAlign w:val="center"/>
           </w:tcPr>
@@ -1124,195 +1218,16 @@
               <w:bidi w:val="0"/>
               <w:jc w:val="center"/>
               <w:rPr>
-                <w:color w:val="000000"/>
-              </w:rPr>
-            </w:pPr>
-            <w:r>
-              <w:rPr>
-                <w:rFonts w:ascii="Ubuntu" w:hAnsi="Ubuntu"/>
-                <w:color w:val="000000"/>
-                <w:lang w:val="pl-PL"/>
-              </w:rPr>
-              <w:t>Dobrowolność</w:t>
-            </w:r>
-          </w:p>
-        </w:tc>
-        <w:tc>
-          <w:tcPr>
-            <w:tcW w:w="2914" w:type="dxa"/>
-            <w:tcBorders>
-              <w:top w:val="single" w:sz="12" w:space="0" w:color="000000"/>
-              <w:start w:val="single" w:sz="4" w:space="0" w:color="000000"/>
-              <w:bottom w:val="single" w:sz="12" w:space="0" w:color="000000"/>
-            </w:tcBorders>
-            <w:vAlign w:val="center"/>
-          </w:tcPr>
-          <w:p>
-            <w:pPr>
-              <w:pStyle w:val="TableContents"/>
-              <w:bidi w:val="0"/>
-              <w:jc w:val="center"/>
-              <w:rPr>
-                <w:rFonts w:ascii="Ubuntu" w:hAnsi="Ubuntu"/>
-                <w:lang w:val="pl-PL"/>
-              </w:rPr>
-            </w:pPr>
-            <w:r>
-              <w:rPr>
-                <w:rFonts w:ascii="Ubuntu" w:hAnsi="Ubuntu"/>
-                <w:lang w:val="pl-PL"/>
-              </w:rPr>
-              <w:t>Spójność</w:t>
-            </w:r>
-          </w:p>
-        </w:tc>
-        <w:tc>
-          <w:tcPr>
-            <w:tcW w:w="2914" w:type="dxa"/>
-            <w:tcBorders>
-              <w:top w:val="single" w:sz="12" w:space="0" w:color="000000"/>
-              <w:start w:val="single" w:sz="4" w:space="0" w:color="000000"/>
-              <w:bottom w:val="single" w:sz="12" w:space="0" w:color="000000"/>
-            </w:tcBorders>
-            <w:vAlign w:val="center"/>
-          </w:tcPr>
-          <w:p>
-            <w:pPr>
-              <w:pStyle w:val="TableContents"/>
-              <w:bidi w:val="0"/>
-              <w:jc w:val="center"/>
-              <w:rPr>
-                <w:rFonts w:ascii="Ubuntu" w:hAnsi="Ubuntu"/>
-                <w:lang w:val="pl-PL"/>
-              </w:rPr>
-            </w:pPr>
-            <w:r>
-              <w:rPr>
-                <w:rFonts w:ascii="Ubuntu" w:hAnsi="Ubuntu"/>
-                <w:lang w:val="pl-PL"/>
-              </w:rPr>
-              <w:t>Grupa</w:t>
-            </w:r>
-          </w:p>
-          <w:p>
-            <w:pPr>
-              <w:pStyle w:val="TableContents"/>
-              <w:bidi w:val="0"/>
-              <w:jc w:val="center"/>
-              <w:rPr>
-                <w:rFonts w:ascii="Ubuntu" w:hAnsi="Ubuntu"/>
-                <w:lang w:val="pl-PL"/>
-              </w:rPr>
-            </w:pPr>
-            <w:r>
-              <w:rPr>
-                <w:rFonts w:ascii="Ubuntu" w:hAnsi="Ubuntu"/>
-                <w:lang w:val="pl-PL"/>
-              </w:rPr>
-              <w:t>(wspólnota)</w:t>
-            </w:r>
-          </w:p>
-        </w:tc>
-        <w:tc>
-          <w:tcPr>
-            <w:tcW w:w="2914" w:type="dxa"/>
-            <w:tcBorders>
-              <w:top w:val="single" w:sz="12" w:space="0" w:color="000000"/>
-              <w:start w:val="single" w:sz="4" w:space="0" w:color="000000"/>
-              <w:bottom w:val="single" w:sz="12" w:space="0" w:color="000000"/>
-            </w:tcBorders>
-            <w:vAlign w:val="center"/>
-          </w:tcPr>
-          <w:p>
-            <w:pPr>
-              <w:pStyle w:val="TableContents"/>
-              <w:bidi w:val="0"/>
-              <w:jc w:val="center"/>
-              <w:rPr>
-                <w:rFonts w:ascii="Ubuntu" w:hAnsi="Ubuntu"/>
-                <w:lang w:val="pl-PL"/>
-              </w:rPr>
-            </w:pPr>
-            <w:r>
-              <w:rPr>
-                <w:rFonts w:ascii="Ubuntu" w:hAnsi="Ubuntu"/>
-                <w:lang w:val="pl-PL"/>
-              </w:rPr>
-              <w:t>Autorytety</w:t>
-            </w:r>
-          </w:p>
-          <w:p>
-            <w:pPr>
-              <w:pStyle w:val="TableContents"/>
-              <w:bidi w:val="0"/>
-              <w:jc w:val="center"/>
-              <w:rPr>
-                <w:rFonts w:ascii="Ubuntu" w:hAnsi="Ubuntu"/>
-                <w:lang w:val="pl-PL"/>
-              </w:rPr>
-            </w:pPr>
-            <w:r>
-              <w:rPr>
-                <w:rFonts w:ascii="Ubuntu" w:hAnsi="Ubuntu"/>
-                <w:lang w:val="pl-PL"/>
-              </w:rPr>
-              <w:t>i wzorce</w:t>
-            </w:r>
-          </w:p>
-        </w:tc>
-        <w:tc>
-          <w:tcPr>
-            <w:tcW w:w="2914" w:type="dxa"/>
-            <w:tcBorders>
-              <w:top w:val="single" w:sz="12" w:space="0" w:color="000000"/>
-              <w:start w:val="single" w:sz="4" w:space="0" w:color="000000"/>
-              <w:bottom w:val="single" w:sz="12" w:space="0" w:color="000000"/>
-              <w:end w:val="single" w:sz="12" w:space="0" w:color="000000"/>
-            </w:tcBorders>
-            <w:shd w:fill="FFFFFF" w:val="clear"/>
-            <w:vAlign w:val="center"/>
-          </w:tcPr>
-          <w:p>
-            <w:pPr>
-              <w:pStyle w:val="TableContents"/>
-              <w:bidi w:val="0"/>
-              <w:jc w:val="center"/>
-              <w:rPr>
-                <w:rFonts w:ascii="Ubuntu" w:hAnsi="Ubuntu"/>
-                <w:lang w:val="pl-PL"/>
-              </w:rPr>
-            </w:pPr>
-            <w:r>
-              <w:rPr>
-                <w:rFonts w:ascii="Ubuntu" w:hAnsi="Ubuntu"/>
-                <w:lang w:val="pl-PL"/>
-              </w:rPr>
-              <w:t>Ł</w:t>
-            </w:r>
-            <w:r>
-              <w:rPr>
-                <w:rFonts w:ascii="Ubuntu" w:hAnsi="Ubuntu"/>
-                <w:lang w:val="pl-PL"/>
-              </w:rPr>
-              <w:t>adunek</w:t>
-            </w:r>
-          </w:p>
-          <w:p>
-            <w:pPr>
-              <w:pStyle w:val="TableContents"/>
-              <w:bidi w:val="0"/>
-              <w:jc w:val="center"/>
-              <w:rPr>
-                <w:rFonts w:ascii="Ubuntu" w:hAnsi="Ubuntu"/>
-                <w:lang w:val="pl-PL"/>
-              </w:rPr>
-            </w:pPr>
-            <w:r>
-              <w:rPr>
-                <w:rFonts w:ascii="Ubuntu" w:hAnsi="Ubuntu"/>
-                <w:lang w:val="pl-PL"/>
-              </w:rPr>
-              <w:t>emocjonalny</w:t>
+                <w:rFonts w:ascii="Ubuntu" w:hAnsi="Ubuntu"/>
+                <w:lang w:val="pl-PL"/>
+              </w:rPr>
+            </w:pPr>
+            <w:r>
+              <w:rPr>
+                <w:rFonts w:ascii="Ubuntu" w:hAnsi="Ubuntu"/>
+                <w:lang w:val="pl-PL"/>
+              </w:rPr>
+              <w:t>Ładunek emocjonalny</w:t>
             </w:r>
           </w:p>
         </w:tc>

--- a/assets/konspekty/common/mechanizmy_ksztaltowania_duchowosci/attach@plansza_mechanizmow_ksztaltowania_duchowosci.docx
+++ b/assets/konspekty/common/mechanizmy_ksztaltowania_duchowosci/attach@plansza_mechanizmow_ksztaltowania_duchowosci.docx
@@ -181,43 +181,14 @@
                 <w:rFonts w:ascii="Ubuntu" w:hAnsi="Ubuntu"/>
                 <w:lang w:val="pl-PL"/>
               </w:rPr>
-              <w:t xml:space="preserve">Reguły, </w:t>
-            </w:r>
-          </w:p>
-          <w:p>
-            <w:pPr>
-              <w:pStyle w:val="TableContents"/>
-              <w:bidi w:val="0"/>
-              <w:jc w:val="center"/>
-              <w:rPr>
-                <w:rFonts w:ascii="Ubuntu" w:hAnsi="Ubuntu"/>
-                <w:lang w:val="pl-PL"/>
-              </w:rPr>
-            </w:pPr>
-            <w:r>
-              <w:rPr>
-                <w:rFonts w:ascii="Ubuntu" w:hAnsi="Ubuntu"/>
-                <w:lang w:val="pl-PL"/>
-              </w:rPr>
-              <w:t xml:space="preserve">konsekwencje, </w:t>
-            </w:r>
-          </w:p>
-          <w:p>
-            <w:pPr>
-              <w:pStyle w:val="TableContents"/>
-              <w:bidi w:val="0"/>
-              <w:jc w:val="center"/>
-              <w:rPr>
-                <w:rFonts w:ascii="Ubuntu" w:hAnsi="Ubuntu"/>
-                <w:lang w:val="pl-PL"/>
-              </w:rPr>
-            </w:pPr>
-            <w:r>
-              <w:rPr>
-                <w:rFonts w:ascii="Ubuntu" w:hAnsi="Ubuntu"/>
-                <w:lang w:val="pl-PL"/>
-              </w:rPr>
-              <w:t>nagrody i kary</w:t>
+              <w:t>N</w:t>
+            </w:r>
+            <w:r>
+              <w:rPr>
+                <w:rFonts w:ascii="Ubuntu" w:hAnsi="Ubuntu"/>
+                <w:lang w:val="pl-PL"/>
+              </w:rPr>
+              <w:t>agrody i kary</w:t>
             </w:r>
           </w:p>
         </w:tc>
@@ -245,25 +216,25 @@
                 <w:rFonts w:ascii="Ubuntu" w:hAnsi="Ubuntu"/>
                 <w:lang w:val="pl-PL"/>
               </w:rPr>
-              <w:t xml:space="preserve">Modelowanie </w:t>
-            </w:r>
-          </w:p>
-          <w:p>
-            <w:pPr>
-              <w:pStyle w:val="TableContents"/>
-              <w:bidi w:val="0"/>
-              <w:jc w:val="center"/>
-              <w:rPr>
-                <w:rFonts w:ascii="Ubuntu" w:hAnsi="Ubuntu"/>
-                <w:lang w:val="pl-PL"/>
-              </w:rPr>
-            </w:pPr>
-            <w:r>
-              <w:rPr>
-                <w:rFonts w:ascii="Ubuntu" w:hAnsi="Ubuntu"/>
-                <w:lang w:val="pl-PL"/>
-              </w:rPr>
-              <w:t>przez ekspozycję</w:t>
+              <w:t>Architektura</w:t>
+            </w:r>
+          </w:p>
+          <w:p>
+            <w:pPr>
+              <w:pStyle w:val="TableContents"/>
+              <w:bidi w:val="0"/>
+              <w:jc w:val="center"/>
+              <w:rPr>
+                <w:rFonts w:ascii="Ubuntu" w:hAnsi="Ubuntu"/>
+                <w:lang w:val="pl-PL"/>
+              </w:rPr>
+            </w:pPr>
+            <w:r>
+              <w:rPr>
+                <w:rFonts w:ascii="Ubuntu" w:hAnsi="Ubuntu"/>
+                <w:lang w:val="pl-PL"/>
+              </w:rPr>
+              <w:t>środowiska</w:t>
             </w:r>
           </w:p>
         </w:tc>
@@ -291,25 +262,7 @@
                 <w:rFonts w:ascii="Ubuntu" w:hAnsi="Ubuntu"/>
                 <w:lang w:val="pl-PL"/>
               </w:rPr>
-              <w:t>Architektura</w:t>
-            </w:r>
-          </w:p>
-          <w:p>
-            <w:pPr>
-              <w:pStyle w:val="TableContents"/>
-              <w:bidi w:val="0"/>
-              <w:jc w:val="center"/>
-              <w:rPr>
-                <w:rFonts w:ascii="Ubuntu" w:hAnsi="Ubuntu"/>
-                <w:lang w:val="pl-PL"/>
-              </w:rPr>
-            </w:pPr>
-            <w:r>
-              <w:rPr>
-                <w:rFonts w:ascii="Ubuntu" w:hAnsi="Ubuntu"/>
-                <w:lang w:val="pl-PL"/>
-              </w:rPr>
-              <w:t>środowiska</w:t>
+              <w:t>Naśladowanie</w:t>
             </w:r>
           </w:p>
         </w:tc>
@@ -425,36 +378,37 @@
           <w:tcPr>
             <w:tcW w:w="3090" w:type="dxa"/>
             <w:tcBorders>
-              <w:start w:val="single" w:sz="4" w:space="0" w:color="000000"/>
-              <w:bottom w:val="single" w:sz="12" w:space="0" w:color="000000"/>
-            </w:tcBorders>
-            <w:vAlign w:val="center"/>
-          </w:tcPr>
-          <w:p>
-            <w:pPr>
-              <w:pStyle w:val="TableContents"/>
-              <w:bidi w:val="0"/>
-              <w:jc w:val="center"/>
-              <w:rPr>
-                <w:rFonts w:ascii="Ubuntu" w:hAnsi="Ubuntu"/>
-                <w:lang w:val="pl-PL"/>
-              </w:rPr>
-            </w:pPr>
-            <w:r>
-              <w:rPr>
-                <w:rFonts w:ascii="Ubuntu" w:hAnsi="Ubuntu"/>
-                <w:lang w:val="pl-PL"/>
-              </w:rPr>
-              <w:t>Norma</w:t>
-            </w:r>
-          </w:p>
-        </w:tc>
-        <w:tc>
-          <w:tcPr>
-            <w:tcW w:w="3090" w:type="dxa"/>
-            <w:tcBorders>
               <w:top w:val="single" w:sz="12" w:space="0" w:color="000000"/>
               <w:start w:val="single" w:sz="12" w:space="0" w:color="000000"/>
+              <w:bottom w:val="single" w:sz="12" w:space="0" w:color="000000"/>
+            </w:tcBorders>
+            <w:shd w:fill="DDDDDD" w:val="clear"/>
+            <w:vAlign w:val="center"/>
+          </w:tcPr>
+          <w:p>
+            <w:pPr>
+              <w:pStyle w:val="TableContents"/>
+              <w:bidi w:val="0"/>
+              <w:jc w:val="center"/>
+              <w:rPr>
+                <w:rFonts w:ascii="Ubuntu" w:hAnsi="Ubuntu"/>
+                <w:lang w:val="pl-PL"/>
+              </w:rPr>
+            </w:pPr>
+            <w:r>
+              <w:rPr>
+                <w:rFonts w:ascii="Ubuntu" w:hAnsi="Ubuntu"/>
+                <w:lang w:val="pl-PL"/>
+              </w:rPr>
+            </w:r>
+          </w:p>
+        </w:tc>
+        <w:tc>
+          <w:tcPr>
+            <w:tcW w:w="3090" w:type="dxa"/>
+            <w:tcBorders>
+              <w:top w:val="single" w:sz="12" w:space="0" w:color="000000"/>
+              <w:start w:val="single" w:sz="4" w:space="0" w:color="000000"/>
               <w:bottom w:val="single" w:sz="12" w:space="0" w:color="000000"/>
             </w:tcBorders>
             <w:shd w:fill="DDDDDD" w:val="clear"/>
@@ -880,6 +834,34 @@
                 <w:rFonts w:ascii="Ubuntu" w:hAnsi="Ubuntu"/>
                 <w:lang w:val="pl-PL"/>
               </w:rPr>
+              <w:t>Oswojenie</w:t>
+            </w:r>
+          </w:p>
+        </w:tc>
+        <w:tc>
+          <w:tcPr>
+            <w:tcW w:w="3090" w:type="dxa"/>
+            <w:tcBorders>
+              <w:start w:val="single" w:sz="4" w:space="0" w:color="000000"/>
+              <w:bottom w:val="single" w:sz="12" w:space="0" w:color="000000"/>
+            </w:tcBorders>
+            <w:vAlign w:val="center"/>
+          </w:tcPr>
+          <w:p>
+            <w:pPr>
+              <w:pStyle w:val="TableContents"/>
+              <w:bidi w:val="0"/>
+              <w:jc w:val="center"/>
+              <w:rPr>
+                <w:rFonts w:ascii="Ubuntu" w:hAnsi="Ubuntu"/>
+                <w:lang w:val="pl-PL"/>
+              </w:rPr>
+            </w:pPr>
+            <w:r>
+              <w:rPr>
+                <w:rFonts w:ascii="Ubuntu" w:hAnsi="Ubuntu"/>
+                <w:lang w:val="pl-PL"/>
+              </w:rPr>
               <w:t xml:space="preserve">Kształtowanie </w:t>
             </w:r>
           </w:p>
@@ -907,34 +889,6 @@
             <w:tcW w:w="3090" w:type="dxa"/>
             <w:tcBorders>
               <w:start w:val="single" w:sz="12" w:space="0" w:color="000000"/>
-              <w:bottom w:val="single" w:sz="2" w:space="0" w:color="000000"/>
-            </w:tcBorders>
-            <w:shd w:fill="DDDDDD" w:val="clear"/>
-            <w:vAlign w:val="center"/>
-          </w:tcPr>
-          <w:p>
-            <w:pPr>
-              <w:pStyle w:val="TableContents"/>
-              <w:bidi w:val="0"/>
-              <w:jc w:val="center"/>
-              <w:rPr>
-                <w:rFonts w:ascii="Ubuntu" w:hAnsi="Ubuntu"/>
-                <w:lang w:val="pl-PL"/>
-              </w:rPr>
-            </w:pPr>
-            <w:r>
-              <w:rPr>
-                <w:rFonts w:ascii="Ubuntu" w:hAnsi="Ubuntu"/>
-                <w:lang w:val="pl-PL"/>
-              </w:rPr>
-            </w:r>
-          </w:p>
-        </w:tc>
-        <w:tc>
-          <w:tcPr>
-            <w:tcW w:w="3090" w:type="dxa"/>
-            <w:tcBorders>
-              <w:start w:val="single" w:sz="2" w:space="0" w:color="000000"/>
               <w:bottom w:val="single" w:sz="2" w:space="0" w:color="000000"/>
               <w:end w:val="single" w:sz="2" w:space="0" w:color="000000"/>
             </w:tcBorders>
@@ -1130,14 +1084,7 @@
                 <w:rFonts w:ascii="Ubuntu" w:hAnsi="Ubuntu"/>
                 <w:lang w:val="pl-PL"/>
               </w:rPr>
-              <w:t xml:space="preserve">Spójność </w:t>
-            </w:r>
-            <w:r>
-              <w:rPr>
-                <w:rFonts w:ascii="Ubuntu" w:hAnsi="Ubuntu"/>
-                <w:lang w:val="pl-PL"/>
-              </w:rPr>
-              <w:t>przekazu</w:t>
+              <w:t>Spójność przekazu</w:t>
             </w:r>
           </w:p>
         </w:tc>
@@ -1183,21 +1130,7 @@
                 <w:rFonts w:ascii="Ubuntu" w:hAnsi="Ubuntu"/>
                 <w:lang w:val="pl-PL"/>
               </w:rPr>
-              <w:t xml:space="preserve">(wspólnota </w:t>
-            </w:r>
-            <w:r>
-              <w:rPr>
-                <w:rFonts w:ascii="Ubuntu" w:hAnsi="Ubuntu"/>
-                <w:lang w:val="pl-PL"/>
-              </w:rPr>
-              <w:t>i autorytety</w:t>
-            </w:r>
-            <w:r>
-              <w:rPr>
-                <w:rFonts w:ascii="Ubuntu" w:hAnsi="Ubuntu"/>
-                <w:lang w:val="pl-PL"/>
-              </w:rPr>
-              <w:t>)</w:t>
+              <w:t>(wspólnota i autorytety)</w:t>
             </w:r>
           </w:p>
         </w:tc>
